--- a/quanly/document_templates/phu_luc_gia_han/Mau_GHHD_ThoiGian.docx
+++ b/quanly/document_templates/phu_luc_gia_han/Mau_GHHD_ThoiGian.docx
@@ -1674,8 +1674,8 @@
           <w14:ligatures w14:val="none"/>
         </w:rPr>
         <w:sectPr>
-          <w:pgSz w:w="11907" w:h="16840" w:code="9"/>
-          <w:pgMar w:top="810" w:right="747" w:bottom="720" w:left="1134" w:header="720" w:footer="89" w:gutter="0"/>
+          <w:pgSz w:w="11906" w:h="16838" w:code="9"/>
+          <w:pgMar w:top="1134" w:right="1134" w:bottom="1134" w:left="1134" w:header="567" w:footer="567" w:gutter="0"/>
           <w:pgNumType w:start="1"/>
           <w:cols w:space="720"/>
           <w:docGrid w:linePitch="360"/>
@@ -2355,7 +2355,7 @@
     <w:p/>
     <w:sectPr>
       <w:pgSz w:w="11906" w:h="16838" w:code="9"/>
-      <w:pgMar w:top="1134" w:right="1134" w:bottom="1134" w:left="1134" w:header="720" w:footer="720" w:gutter="0"/>
+      <w:pgMar w:top="1134" w:right="1134" w:bottom="1134" w:left="1134" w:header="567" w:footer="567" w:gutter="0"/>
       <w:cols w:space="720"/>
       <w:docGrid w:linePitch="360"/>
     </w:sectPr>
